--- a/src/resources/templates/seccion_4_bienes_servicios.docx
+++ b/src/resources/templates/seccion_4_bienes_servicios.docx
@@ -52,7 +52,7 @@
     </w:p>
     <w:p>
       <w:pPr>
-        <w:ind w:left="720" w:firstLine="720"/>
+        <w:jc w:val="center"/>
       </w:pPr>
       <w:r>
         <w:rPr>
@@ -68,35 +68,33 @@
         <w:pStyle w:val="Ttulo2"/>
         <w:ind w:left="720"/>
       </w:pPr>
-    </w:p>
-    <w:p>
-      <w:pPr>
-        <w:pStyle w:val="Ttulo2"/>
-        <w:ind w:left="720"/>
-      </w:pPr>
       <w:r>
         <w:t>4.3. ENTREGA EQUIPOS NO OPERATIVOS ALMACÉN SDSCJ</w:t>
       </w:r>
     </w:p>
+    <w:p/>
     <w:p>
       <w:pPr>
-        <w:ind w:left="1440"/>
+        <w:ind w:left="720" w:firstLine="720"/>
       </w:pPr>
       <w:r>
-        <w:t>{{ comunicado_43 }}</w:t>
+        <w:t>{{ texto_43 }}</w:t>
       </w:r>
     </w:p>
     <w:p>
       <w:pPr>
-        <w:ind w:left="1440"/>
+        <w:ind w:left="720" w:firstLine="720"/>
       </w:pPr>
       <w:r>
-        <w:t>{{ fecha_43 }}</w:t>
+        <w:rPr>
+          <w:rFonts w:hint="eastAsia"/>
+        </w:rPr>
+        <w:t>[[TABLE_43_EQUIPOS_NO_OPERATIVOS]]</w:t>
       </w:r>
     </w:p>
     <w:p>
       <w:pPr>
-        <w:ind w:left="720"/>
+        <w:ind w:left="720" w:firstLine="720"/>
       </w:pPr>
     </w:p>
     <w:p>
@@ -104,12 +102,23 @@
         <w:ind w:left="720" w:firstLine="720"/>
       </w:pPr>
       <w:r>
-        <w:t>{{ tabla_43_placeholder }}</w:t>
+        <w:t>{{ texto_43_bajas_no_operativas }}</w:t>
       </w:r>
     </w:p>
     <w:p>
       <w:pPr>
-        <w:ind w:left="720"/>
+        <w:ind w:left="720" w:firstLine="720"/>
+      </w:pPr>
+      <w:r>
+        <w:rPr>
+          <w:rFonts w:hint="eastAsia"/>
+        </w:rPr>
+        <w:t>[[TABLE_43_DETALLE_EQUIPOS]]</w:t>
+      </w:r>
+    </w:p>
+    <w:p>
+      <w:pPr>
+        <w:ind w:left="720" w:firstLine="720"/>
       </w:pPr>
     </w:p>
     <w:p>
@@ -117,12 +126,23 @@
         <w:ind w:left="720" w:firstLine="720"/>
       </w:pPr>
       <w:r>
-        <w:t>{{ valor_letras_43 }}</w:t>
+        <w:t>{{ texto_43_siniestros }}</w:t>
       </w:r>
     </w:p>
     <w:p>
       <w:pPr>
-        <w:ind w:left="720"/>
+        <w:ind w:left="720" w:firstLine="720"/>
+      </w:pPr>
+      <w:r>
+        <w:rPr>
+          <w:rFonts w:hint="eastAsia"/>
+        </w:rPr>
+        <w:t>[[TABLE_43_SINIESTROS]]</w:t>
+      </w:r>
+    </w:p>
+    <w:p>
+      <w:pPr>
+        <w:ind w:left="720" w:firstLine="720"/>
       </w:pPr>
     </w:p>
     <w:p>
@@ -130,10 +150,7 @@
         <w:ind w:left="720" w:firstLine="720"/>
       </w:pPr>
       <w:r>
-        <w:t xml:space="preserve">Se adjuntan como </w:t>
-      </w:r>
-      <w:r>
-        <w:t>anexos:</w:t>
+        <w:t>{{ texto_43_reintegro }}</w:t>
       </w:r>
     </w:p>
     <w:p>
@@ -141,7 +158,10 @@
         <w:ind w:left="720" w:firstLine="720"/>
       </w:pPr>
       <w:r>
-        <w:t>{{ anexos_43 }}</w:t>
+        <w:rPr>
+          <w:rFonts w:hint="eastAsia"/>
+        </w:rPr>
+        <w:t>[[TABLE_43_DETALLE_SINIESTROS]]</w:t>
       </w:r>
     </w:p>
     <w:p>
@@ -171,20 +191,7 @@
         <w:ind w:left="1440"/>
       </w:pPr>
       <w:r>
-        <w:t>{{ fecha_44 }}</w:t>
-      </w:r>
-    </w:p>
-    <w:p>
-      <w:pPr>
-        <w:ind w:left="1440"/>
-      </w:pPr>
-    </w:p>
-    <w:p>
-      <w:pPr>
-        <w:ind w:left="1440"/>
-      </w:pPr>
-      <w:r>
-        <w:t>{{ tabla_44_placeholder }}</w:t>
+        <w:t>[[TABLE_44]]</w:t>
       </w:r>
     </w:p>
     <w:sectPr>
@@ -685,11 +692,6 @@
     <w:lsdException w:name="Book Title" w:uiPriority="33" w:qFormat="1"/>
     <w:lsdException w:name="Bibliography" w:semiHidden="1" w:uiPriority="37" w:unhideWhenUsed="1"/>
     <w:lsdException w:name="TOC Heading" w:semiHidden="1" w:uiPriority="39" w:unhideWhenUsed="1" w:qFormat="1"/>
-    <w:lsdException w:name="Plain Table 5" w:semiHidden="1" w:unhideWhenUsed="1"/>
-    <w:lsdException w:name="Grid Table Light" w:semiHidden="1" w:unhideWhenUsed="1"/>
-    <w:lsdException w:name="Grid Table 1 Light" w:semiHidden="1" w:unhideWhenUsed="1"/>
-    <w:lsdException w:name="Grid Table 2" w:semiHidden="1" w:unhideWhenUsed="1"/>
-    <w:lsdException w:name="Grid Table 3" w:semiHidden="1" w:unhideWhenUsed="1"/>
     <w:lsdException w:name="Grid Table 4" w:uiPriority="49"/>
     <w:lsdException w:name="Grid Table 5 Dark" w:uiPriority="50"/>
     <w:lsdException w:name="Grid Table 6 Colorful" w:uiPriority="51"/>

--- a/src/resources/templates/seccion_4_bienes_servicios.docx
+++ b/src/resources/templates/seccion_4_bienes_servicios.docx
@@ -183,15 +183,24 @@
         <w:ind w:left="1440"/>
       </w:pPr>
       <w:r>
-        <w:t>{{ comunicado_44 }}</w:t>
+        <w:t>{{ texto_44 }}</w:t>
+      </w:r>
+      <w:r>
+        <w:t xml:space="preserve"> </w:t>
       </w:r>
     </w:p>
     <w:p>
       <w:pPr>
         <w:ind w:left="1440"/>
+        <w:jc w:val="center"/>
       </w:pPr>
       <w:r>
-        <w:t>[[TABLE_44]]</w:t>
+        <w:rPr>
+          <w:rFonts w:ascii="Consolas" w:hAnsi="Consolas"/>
+          <w:sz w:val="18"/>
+          <w:szCs w:val="18"/>
+        </w:rPr>
+        <w:t>[[TABLE_44_GESTION_INCLUSION]]</w:t>
       </w:r>
     </w:p>
     <w:sectPr>
